--- a/data/알고리즘/2장_연습문제_100문항.docx
+++ b/data/알고리즘/2장_연습문제_100문항.docx
@@ -5175,7 +5175,7 @@
           <w:sz w:val="21"/>
           <w:szCs w:val="21"/>
         </w:rPr>
-        <w:t xml:space="preserve">27. </w:t>
+        <w:t xml:space="preserve">27. 4가지 맛 중 서로 다른 2가지 맛을 골라 더블 컵을 만든다. 담는 순서를 구별하지 않을 때 가능한 메뉴는 몇 가지인가?</w:t>
       </w:r>
       <w:r>
         <w:rPr>
@@ -5184,7 +5184,7 @@
           <w:sz w:val="21"/>
           <w:szCs w:val="21"/>
         </w:rPr>
-        <w:t xml:space="preserve">4가지 맛 중 2가지를 골라 더블 컵을 만들 때 가능한 메뉴의 가짓수는? (순서 무관)</w:t>
+        <w:t xml:space="preserve"/>
       </w:r>
     </w:p>
     <w:p>
@@ -7726,7 +7726,7 @@
           <w:sz w:val="21"/>
           <w:szCs w:val="21"/>
         </w:rPr>
-        <w:t xml:space="preserve">44. </w:t>
+        <w:t xml:space="preserve">44. 서로 다른 원소 10개를 모두 나열하는 순열은 10!개다. 원소가 11개가 되면 순열 수는 몇 배가 되는가?</w:t>
       </w:r>
       <w:r>
         <w:rPr>
@@ -7735,82 +7735,82 @@
           <w:sz w:val="21"/>
           <w:szCs w:val="21"/>
         </w:rPr>
-        <w:t xml:space="preserve">10! 의 값에 가장 가까운 것은?</w:t>
-      </w:r>
-    </w:p>
-    <w:p>
-      <w:pPr>
-        <w:spacing w:after="20" w:line="276"/>
-        <w:ind w:left="760" w:hanging="320"/>
-      </w:pPr>
-      <w:r>
-        <w:rPr>
-          <w:rFonts w:ascii="Malgun Gothic" w:cs="Malgun Gothic" w:eastAsia="Malgun Gothic" w:hAnsi="Malgun Gothic"/>
-          <w:color w:val="1A1A2E"/>
-          <w:sz w:val="20"/>
-          <w:szCs w:val="20"/>
-        </w:rPr>
-        <w:t xml:space="preserve">① 약 1,024</w:t>
-      </w:r>
-    </w:p>
-    <w:p>
-      <w:pPr>
-        <w:spacing w:after="20" w:line="276"/>
-        <w:ind w:left="760" w:hanging="320"/>
-      </w:pPr>
-      <w:r>
-        <w:rPr>
-          <w:rFonts w:ascii="Malgun Gothic" w:cs="Malgun Gothic" w:eastAsia="Malgun Gothic" w:hAnsi="Malgun Gothic"/>
-          <w:color w:val="1A1A2E"/>
-          <w:sz w:val="20"/>
-          <w:szCs w:val="20"/>
-        </w:rPr>
-        <w:t xml:space="preserve">② 약 360만</w:t>
-      </w:r>
-    </w:p>
-    <w:p>
-      <w:pPr>
-        <w:spacing w:after="20" w:line="276"/>
-        <w:ind w:left="760" w:hanging="320"/>
-      </w:pPr>
-      <w:r>
-        <w:rPr>
-          <w:rFonts w:ascii="Malgun Gothic" w:cs="Malgun Gothic" w:eastAsia="Malgun Gothic" w:hAnsi="Malgun Gothic"/>
-          <w:color w:val="1A1A2E"/>
-          <w:sz w:val="20"/>
-          <w:szCs w:val="20"/>
-        </w:rPr>
-        <w:t xml:space="preserve">③ 약 10만</w:t>
-      </w:r>
-    </w:p>
-    <w:p>
-      <w:pPr>
-        <w:spacing w:after="20" w:line="276"/>
-        <w:ind w:left="760" w:hanging="320"/>
-      </w:pPr>
-      <w:r>
-        <w:rPr>
-          <w:rFonts w:ascii="Malgun Gothic" w:cs="Malgun Gothic" w:eastAsia="Malgun Gothic" w:hAnsi="Malgun Gothic"/>
-          <w:color w:val="1A1A2E"/>
-          <w:sz w:val="20"/>
-          <w:szCs w:val="20"/>
-        </w:rPr>
-        <w:t xml:space="preserve">④ 약 1억</w:t>
-      </w:r>
-    </w:p>
-    <w:p>
-      <w:pPr>
-        <w:spacing w:after="20" w:line="276"/>
-        <w:ind w:left="760" w:hanging="320"/>
-      </w:pPr>
-      <w:r>
-        <w:rPr>
-          <w:rFonts w:ascii="Malgun Gothic" w:cs="Malgun Gothic" w:eastAsia="Malgun Gothic" w:hAnsi="Malgun Gothic"/>
-          <w:color w:val="1A1A2E"/>
-          <w:sz w:val="20"/>
-          <w:szCs w:val="20"/>
-        </w:rPr>
-        <w:t xml:space="preserve">⑤ 약 100억</w:t>
+        <w:t xml:space="preserve"/>
+      </w:r>
+    </w:p>
+    <w:p>
+      <w:pPr>
+        <w:spacing w:after="20" w:line="276"/>
+        <w:ind w:left="760" w:hanging="320"/>
+      </w:pPr>
+      <w:r>
+        <w:rPr>
+          <w:rFonts w:ascii="Malgun Gothic" w:cs="Malgun Gothic" w:eastAsia="Malgun Gothic" w:hAnsi="Malgun Gothic"/>
+          <w:color w:val="1A1A2E"/>
+          <w:sz w:val="20"/>
+          <w:szCs w:val="20"/>
+        </w:rPr>
+        <w:t xml:space="preserve">① 2배</w:t>
+      </w:r>
+    </w:p>
+    <w:p>
+      <w:pPr>
+        <w:spacing w:after="20" w:line="276"/>
+        <w:ind w:left="760" w:hanging="320"/>
+      </w:pPr>
+      <w:r>
+        <w:rPr>
+          <w:rFonts w:ascii="Malgun Gothic" w:cs="Malgun Gothic" w:eastAsia="Malgun Gothic" w:hAnsi="Malgun Gothic"/>
+          <w:color w:val="1A1A2E"/>
+          <w:sz w:val="20"/>
+          <w:szCs w:val="20"/>
+        </w:rPr>
+        <w:t xml:space="preserve">② 11배</w:t>
+      </w:r>
+    </w:p>
+    <w:p>
+      <w:pPr>
+        <w:spacing w:after="20" w:line="276"/>
+        <w:ind w:left="760" w:hanging="320"/>
+      </w:pPr>
+      <w:r>
+        <w:rPr>
+          <w:rFonts w:ascii="Malgun Gothic" w:cs="Malgun Gothic" w:eastAsia="Malgun Gothic" w:hAnsi="Malgun Gothic"/>
+          <w:color w:val="1A1A2E"/>
+          <w:sz w:val="20"/>
+          <w:szCs w:val="20"/>
+        </w:rPr>
+        <w:t xml:space="preserve">③ 10배</w:t>
+      </w:r>
+    </w:p>
+    <w:p>
+      <w:pPr>
+        <w:spacing w:after="20" w:line="276"/>
+        <w:ind w:left="760" w:hanging="320"/>
+      </w:pPr>
+      <w:r>
+        <w:rPr>
+          <w:rFonts w:ascii="Malgun Gothic" w:cs="Malgun Gothic" w:eastAsia="Malgun Gothic" w:hAnsi="Malgun Gothic"/>
+          <w:color w:val="1A1A2E"/>
+          <w:sz w:val="20"/>
+          <w:szCs w:val="20"/>
+        </w:rPr>
+        <w:t xml:space="preserve">④ 100배</w:t>
+      </w:r>
+    </w:p>
+    <w:p>
+      <w:pPr>
+        <w:spacing w:after="20" w:line="276"/>
+        <w:ind w:left="760" w:hanging="320"/>
+      </w:pPr>
+      <w:r>
+        <w:rPr>
+          <w:rFonts w:ascii="Malgun Gothic" w:cs="Malgun Gothic" w:eastAsia="Malgun Gothic" w:hAnsi="Malgun Gothic"/>
+          <w:color w:val="1A1A2E"/>
+          <w:sz w:val="20"/>
+          <w:szCs w:val="20"/>
+        </w:rPr>
+        <w:t xml:space="preserve">⑤ 121배</w:t>
       </w:r>
     </w:p>
     <w:p>
@@ -8029,7 +8029,7 @@
           <w:sz w:val="21"/>
           <w:szCs w:val="21"/>
         </w:rPr>
-        <w:t xml:space="preserve">47. </w:t>
+        <w:t xml:space="preserve">47. 서로 다른 도시 4개의 방문 순서를 모두 나열한다. 출발 도시는 고정하지 않으며, 역순도 다른 순서로 센다. 가능한 순서는 몇 가지인가?</w:t>
       </w:r>
       <w:r>
         <w:rPr>
@@ -8038,7 +8038,7 @@
           <w:sz w:val="21"/>
           <w:szCs w:val="21"/>
         </w:rPr>
-        <w:t xml:space="preserve">네 개의 도시를 한 번씩 방문하는 경로를 모두 나열하면 몇 가지인가?</w:t>
+        <w:t xml:space="preserve"/>
       </w:r>
     </w:p>
     <w:p>
@@ -8551,7 +8551,7 @@
           <w:sz w:val="21"/>
           <w:szCs w:val="21"/>
         </w:rPr>
-        <w:t xml:space="preserve">52. </w:t>
+        <w:t xml:space="preserve">52. 양의 정수들에서 합이 10인 부분집합을 찾는다. 원소를 하나씩 고를 때 백트래킹으로 불필요한 탐색을 줄일 수 있는 이유는?</w:t>
       </w:r>
       <w:r>
         <w:rPr>
@@ -8560,7 +8560,7 @@
           <w:sz w:val="21"/>
           <w:szCs w:val="21"/>
         </w:rPr>
-        <w:t xml:space="preserve">합이 10인 부분집합을 찾을 때 백트래킹이 완전 탐색보다 빠른 이유는?</w:t>
+        <w:t xml:space="preserve"/>
       </w:r>
     </w:p>
     <w:p>
@@ -9675,7 +9675,7 @@
           <w:sz w:val="21"/>
           <w:szCs w:val="21"/>
         </w:rPr>
-        <w:t xml:space="preserve">59. </w:t>
+        <w:t xml:space="preserve">59. 서로 다른 원소 6개에서 순서 없이 3개를 고른다. 같은 원소는 두 번 고르지 않는다. 확인할 조합은 몇 가지인가?</w:t>
       </w:r>
       <w:r>
         <w:rPr>
@@ -9684,82 +9684,82 @@
           <w:sz w:val="21"/>
           <w:szCs w:val="21"/>
         </w:rPr>
-        <w:t xml:space="preserve">N개의 원소 중 3개를 고르는 완전 탐색을 N = 100 에서 수행할 때 확인해야 할 경우의 수는?</w:t>
-      </w:r>
-    </w:p>
-    <w:p>
-      <w:pPr>
-        <w:spacing w:after="20" w:line="276"/>
-        <w:ind w:left="760" w:hanging="320"/>
-      </w:pPr>
-      <w:r>
-        <w:rPr>
-          <w:rFonts w:ascii="Malgun Gothic" w:cs="Malgun Gothic" w:eastAsia="Malgun Gothic" w:hAnsi="Malgun Gothic"/>
-          <w:color w:val="1A1A2E"/>
-          <w:sz w:val="20"/>
-          <w:szCs w:val="20"/>
-        </w:rPr>
-        <w:t xml:space="preserve">① 약 1억 가지</w:t>
-      </w:r>
-    </w:p>
-    <w:p>
-      <w:pPr>
-        <w:spacing w:after="20" w:line="276"/>
-        <w:ind w:left="760" w:hanging="320"/>
-      </w:pPr>
-      <w:r>
-        <w:rPr>
-          <w:rFonts w:ascii="Malgun Gothic" w:cs="Malgun Gothic" w:eastAsia="Malgun Gothic" w:hAnsi="Malgun Gothic"/>
-          <w:color w:val="1A1A2E"/>
-          <w:sz w:val="20"/>
-          <w:szCs w:val="20"/>
-        </w:rPr>
-        <w:t xml:space="preserve">② 약 100만 가지</w:t>
-      </w:r>
-    </w:p>
-    <w:p>
-      <w:pPr>
-        <w:spacing w:after="20" w:line="276"/>
-        <w:ind w:left="760" w:hanging="320"/>
-      </w:pPr>
-      <w:r>
-        <w:rPr>
-          <w:rFonts w:ascii="Malgun Gothic" w:cs="Malgun Gothic" w:eastAsia="Malgun Gothic" w:hAnsi="Malgun Gothic"/>
-          <w:color w:val="1A1A2E"/>
-          <w:sz w:val="20"/>
-          <w:szCs w:val="20"/>
-        </w:rPr>
-        <w:t xml:space="preserve">③ 약 300가지</w:t>
-      </w:r>
-    </w:p>
-    <w:p>
-      <w:pPr>
-        <w:spacing w:after="20" w:line="276"/>
-        <w:ind w:left="760" w:hanging="320"/>
-      </w:pPr>
-      <w:r>
-        <w:rPr>
-          <w:rFonts w:ascii="Malgun Gothic" w:cs="Malgun Gothic" w:eastAsia="Malgun Gothic" w:hAnsi="Malgun Gothic"/>
-          <w:color w:val="1A1A2E"/>
-          <w:sz w:val="20"/>
-          <w:szCs w:val="20"/>
-        </w:rPr>
-        <w:t xml:space="preserve">④ 약 16만 가지</w:t>
-      </w:r>
-    </w:p>
-    <w:p>
-      <w:pPr>
-        <w:spacing w:after="20" w:line="276"/>
-        <w:ind w:left="760" w:hanging="320"/>
-      </w:pPr>
-      <w:r>
-        <w:rPr>
-          <w:rFonts w:ascii="Malgun Gothic" w:cs="Malgun Gothic" w:eastAsia="Malgun Gothic" w:hAnsi="Malgun Gothic"/>
-          <w:color w:val="1A1A2E"/>
-          <w:sz w:val="20"/>
-          <w:szCs w:val="20"/>
-        </w:rPr>
-        <w:t xml:space="preserve">⑤ 약 100가지</w:t>
+        <w:t xml:space="preserve"/>
+      </w:r>
+    </w:p>
+    <w:p>
+      <w:pPr>
+        <w:spacing w:after="20" w:line="276"/>
+        <w:ind w:left="760" w:hanging="320"/>
+      </w:pPr>
+      <w:r>
+        <w:rPr>
+          <w:rFonts w:ascii="Malgun Gothic" w:cs="Malgun Gothic" w:eastAsia="Malgun Gothic" w:hAnsi="Malgun Gothic"/>
+          <w:color w:val="1A1A2E"/>
+          <w:sz w:val="20"/>
+          <w:szCs w:val="20"/>
+        </w:rPr>
+        <w:t xml:space="preserve">① 6가지</w:t>
+      </w:r>
+    </w:p>
+    <w:p>
+      <w:pPr>
+        <w:spacing w:after="20" w:line="276"/>
+        <w:ind w:left="760" w:hanging="320"/>
+      </w:pPr>
+      <w:r>
+        <w:rPr>
+          <w:rFonts w:ascii="Malgun Gothic" w:cs="Malgun Gothic" w:eastAsia="Malgun Gothic" w:hAnsi="Malgun Gothic"/>
+          <w:color w:val="1A1A2E"/>
+          <w:sz w:val="20"/>
+          <w:szCs w:val="20"/>
+        </w:rPr>
+        <w:t xml:space="preserve">② 18가지</w:t>
+      </w:r>
+    </w:p>
+    <w:p>
+      <w:pPr>
+        <w:spacing w:after="20" w:line="276"/>
+        <w:ind w:left="760" w:hanging="320"/>
+      </w:pPr>
+      <w:r>
+        <w:rPr>
+          <w:rFonts w:ascii="Malgun Gothic" w:cs="Malgun Gothic" w:eastAsia="Malgun Gothic" w:hAnsi="Malgun Gothic"/>
+          <w:color w:val="1A1A2E"/>
+          <w:sz w:val="20"/>
+          <w:szCs w:val="20"/>
+        </w:rPr>
+        <w:t xml:space="preserve">③ 120가지</w:t>
+      </w:r>
+    </w:p>
+    <w:p>
+      <w:pPr>
+        <w:spacing w:after="20" w:line="276"/>
+        <w:ind w:left="760" w:hanging="320"/>
+      </w:pPr>
+      <w:r>
+        <w:rPr>
+          <w:rFonts w:ascii="Malgun Gothic" w:cs="Malgun Gothic" w:eastAsia="Malgun Gothic" w:hAnsi="Malgun Gothic"/>
+          <w:color w:val="1A1A2E"/>
+          <w:sz w:val="20"/>
+          <w:szCs w:val="20"/>
+        </w:rPr>
+        <w:t xml:space="preserve">④ 20가지</w:t>
+      </w:r>
+    </w:p>
+    <w:p>
+      <w:pPr>
+        <w:spacing w:after="20" w:line="276"/>
+        <w:ind w:left="760" w:hanging="320"/>
+      </w:pPr>
+      <w:r>
+        <w:rPr>
+          <w:rFonts w:ascii="Malgun Gothic" w:cs="Malgun Gothic" w:eastAsia="Malgun Gothic" w:hAnsi="Malgun Gothic"/>
+          <w:color w:val="1A1A2E"/>
+          <w:sz w:val="20"/>
+          <w:szCs w:val="20"/>
+        </w:rPr>
+        <w:t xml:space="preserve">⑤ 216가지</w:t>
       </w:r>
     </w:p>
     <w:p>
@@ -10976,7 +10976,7 @@
           <w:sz w:val="21"/>
           <w:szCs w:val="21"/>
         </w:rPr>
-        <w:t xml:space="preserve">78. </w:t>
+        <w:t xml:space="preserve">78. 길이 n인 텍스트에서 길이 m인 패턴을 무차별 문자열 매칭으로 찾는다. 가능한 시작 위치를 하나씩 확인하고 각 위치에서 최대 m글자를 비교한다. 최악 시간 복잡도를 n,m으로 쓰시오.</w:t>
       </w:r>
       <w:r>
         <w:rPr>
@@ -10985,7 +10985,7 @@
           <w:sz w:val="21"/>
           <w:szCs w:val="21"/>
         </w:rPr>
-        <w:t xml:space="preserve">무차별 문자열 매칭을 개선한 알고리즘 두 가지를 시간 복잡도와 함께 쓰시오.</w:t>
+        <w:t xml:space="preserve"/>
       </w:r>
     </w:p>
     <w:p>
@@ -11315,7 +11315,7 @@
           <w:sz w:val="21"/>
           <w:szCs w:val="21"/>
         </w:rPr>
-        <w:t xml:space="preserve">85. </w:t>
+        <w:t xml:space="preserve">85. n=3일 때 n!, 2ⁿ, nⁿ의 값을 각각 쓰시오.</w:t>
       </w:r>
       <w:r>
         <w:rPr>
@@ -11324,7 +11324,7 @@
           <w:sz w:val="21"/>
           <w:szCs w:val="21"/>
         </w:rPr>
-        <w:t xml:space="preserve">n = 5 일 때 n!, 2ⁿ, nⁿ 의 값을 각각 쓰시오.</w:t>
+        <w:t xml:space="preserve"/>
       </w:r>
     </w:p>
     <w:p>
@@ -11407,7 +11407,7 @@
           <w:sz w:val="21"/>
           <w:szCs w:val="21"/>
         </w:rPr>
-        <w:t xml:space="preserve">87. </w:t>
+        <w:t xml:space="preserve">87. 원소가 30개인 집합의 부분집합 개수를 거듭제곱식으로 쓰시오. 십진수로 계산하지 않아도 된다.</w:t>
       </w:r>
       <w:r>
         <w:rPr>
@@ -11416,7 +11416,7 @@
           <w:sz w:val="21"/>
           <w:szCs w:val="21"/>
         </w:rPr>
-        <w:t xml:space="preserve">원소가 30개인 집합의 부분집합 개수는 대략 얼마인지 쓰시오.</w:t>
+        <w:t xml:space="preserve"/>
       </w:r>
     </w:p>
     <w:p>
@@ -11545,7 +11545,7 @@
           <w:sz w:val="21"/>
           <w:szCs w:val="21"/>
         </w:rPr>
-        <w:t xml:space="preserve">90. </w:t>
+        <w:t xml:space="preserve">90. 후보를 최대 1,048,576개 검사할 수 있다. 부분집합 후보가 2ⁿ개일 때 가능한 n의 최댓값은? 참고: 2²⁰=1,048,576이며 n이 1 늘면 후보 수는 2배다.</w:t>
       </w:r>
       <w:r>
         <w:rPr>
@@ -11554,7 +11554,7 @@
           <w:sz w:val="21"/>
           <w:szCs w:val="21"/>
         </w:rPr>
-        <w:t xml:space="preserve">O(2ⁿ) 완전 탐색을 현실적으로 시도해 볼 수 있는 n의 대략적인 상한을 쓰시오.</w:t>
+        <w:t xml:space="preserve"/>
       </w:r>
     </w:p>
     <w:p>
@@ -11591,7 +11591,7 @@
           <w:sz w:val="21"/>
           <w:szCs w:val="21"/>
         </w:rPr>
-        <w:t xml:space="preserve">91. </w:t>
+        <w:t xml:space="preserve">91. 후보를 최대 1,000만 개 검사할 수 있다. 전체 순열 후보가 n!개일 때 가능한 n의 최댓값은? 참고: 10!=3,628,800, 11!=39,916,800이다.</w:t>
       </w:r>
       <w:r>
         <w:rPr>
@@ -11600,7 +11600,7 @@
           <w:sz w:val="21"/>
           <w:szCs w:val="21"/>
         </w:rPr>
-        <w:t xml:space="preserve">O(n!) 완전 탐색이 위험해지기 시작하는 n의 대략적인 값을 쓰시오.</w:t>
+        <w:t xml:space="preserve"/>
       </w:r>
     </w:p>
     <w:p>
@@ -17113,18 +17113,18 @@
           <w:sz w:val="20"/>
           <w:szCs w:val="20"/>
         </w:rPr>
-        <w:t xml:space="preserve">27. </w:t>
-      </w:r>
-      <w:r>
-        <w:rPr>
-          <w:rFonts w:ascii="Malgun Gothic" w:cs="Malgun Gothic" w:eastAsia="Malgun Gothic" w:hAnsi="Malgun Gothic"/>
-          <w:b/>
-          <w:bCs/>
-          <w:color w:val="1A1A2E"/>
-          <w:sz w:val="20"/>
-          <w:szCs w:val="20"/>
-        </w:rPr>
-        <w:t xml:space="preserve">4가지 맛 중 2가지를 골라 더블 컵을 만들 때 가능한 메뉴의 가짓수는? (순서 무관)</w:t>
+        <w:t xml:space="preserve">27. 4가지 맛 중 서로 다른 2가지 맛을 골라 더블 컵을 만든다. 담는 순서를 구별하지 않을 때 가능한 메뉴는 몇 가지인가?</w:t>
+      </w:r>
+      <w:r>
+        <w:rPr>
+          <w:rFonts w:ascii="Malgun Gothic" w:cs="Malgun Gothic" w:eastAsia="Malgun Gothic" w:hAnsi="Malgun Gothic"/>
+          <w:b/>
+          <w:bCs/>
+          <w:color w:val="1A1A2E"/>
+          <w:sz w:val="20"/>
+          <w:szCs w:val="20"/>
+        </w:rPr>
+        <w:t xml:space="preserve"/>
       </w:r>
     </w:p>
     <w:p>
@@ -17243,7 +17243,7 @@
           <w:sz w:val="19"/>
           <w:szCs w:val="19"/>
         </w:rPr>
-        <w:t xml:space="preserve">해설  </w:t>
+        <w:t xml:space="preserve">해설  서로 다른 두 맛을 고르므로 4×3÷2=6가지다. 같은 맛을 두 번 고르는 경우는 제외한다.</w:t>
       </w:r>
       <w:r>
         <w:rPr>
@@ -17252,7 +17252,7 @@
           <w:sz w:val="19"/>
           <w:szCs w:val="19"/>
         </w:rPr>
-        <w:t xml:space="preserve">4C2 = (4 × 3) / (2 × 1) = 6가지다. 순서를 구별했다면 4P2 = 12가지가 되지만, 초코·바닐라와 바닐라·초코는 같은 메뉴이므로 조합으로 센다.</w:t>
+        <w:t xml:space="preserve"/>
       </w:r>
     </w:p>
     <w:p>
@@ -20565,103 +20565,103 @@
           <w:sz w:val="20"/>
           <w:szCs w:val="20"/>
         </w:rPr>
-        <w:t xml:space="preserve">44. </w:t>
-      </w:r>
-      <w:r>
-        <w:rPr>
-          <w:rFonts w:ascii="Malgun Gothic" w:cs="Malgun Gothic" w:eastAsia="Malgun Gothic" w:hAnsi="Malgun Gothic"/>
-          <w:b/>
-          <w:bCs/>
-          <w:color w:val="1A1A2E"/>
-          <w:sz w:val="20"/>
-          <w:szCs w:val="20"/>
-        </w:rPr>
-        <w:t xml:space="preserve">10! 의 값에 가장 가까운 것은?</w:t>
-      </w:r>
-    </w:p>
-    <w:p>
-      <w:pPr>
-        <w:spacing w:after="20" w:line="276"/>
-        <w:ind w:left="760" w:hanging="320"/>
-      </w:pPr>
-      <w:r>
-        <w:rPr>
-          <w:rFonts w:ascii="Malgun Gothic" w:cs="Malgun Gothic" w:eastAsia="Malgun Gothic" w:hAnsi="Malgun Gothic"/>
-          <w:b w:val="false"/>
-          <w:bCs w:val="false"/>
-          <w:color w:val="6A6A85"/>
-          <w:sz w:val="19"/>
-          <w:szCs w:val="19"/>
-        </w:rPr>
-        <w:t xml:space="preserve">① 약 1,024</w:t>
-      </w:r>
-    </w:p>
-    <w:p>
-      <w:pPr>
-        <w:spacing w:after="20" w:line="276"/>
-        <w:ind w:left="760" w:hanging="320"/>
-      </w:pPr>
-      <w:r>
-        <w:rPr>
-          <w:rFonts w:ascii="Malgun Gothic" w:cs="Malgun Gothic" w:eastAsia="Malgun Gothic" w:hAnsi="Malgun Gothic"/>
-          <w:b/>
-          <w:bCs/>
-          <w:color w:val="3B3486"/>
-          <w:sz w:val="19"/>
-          <w:szCs w:val="19"/>
-        </w:rPr>
-        <w:t xml:space="preserve">② 약 360만</w:t>
-      </w:r>
-    </w:p>
-    <w:p>
-      <w:pPr>
-        <w:spacing w:after="20" w:line="276"/>
-        <w:ind w:left="760" w:hanging="320"/>
-      </w:pPr>
-      <w:r>
-        <w:rPr>
-          <w:rFonts w:ascii="Malgun Gothic" w:cs="Malgun Gothic" w:eastAsia="Malgun Gothic" w:hAnsi="Malgun Gothic"/>
-          <w:b w:val="false"/>
-          <w:bCs w:val="false"/>
-          <w:color w:val="6A6A85"/>
-          <w:sz w:val="19"/>
-          <w:szCs w:val="19"/>
-        </w:rPr>
-        <w:t xml:space="preserve">③ 약 10만</w:t>
-      </w:r>
-    </w:p>
-    <w:p>
-      <w:pPr>
-        <w:spacing w:after="20" w:line="276"/>
-        <w:ind w:left="760" w:hanging="320"/>
-      </w:pPr>
-      <w:r>
-        <w:rPr>
-          <w:rFonts w:ascii="Malgun Gothic" w:cs="Malgun Gothic" w:eastAsia="Malgun Gothic" w:hAnsi="Malgun Gothic"/>
-          <w:b w:val="false"/>
-          <w:bCs w:val="false"/>
-          <w:color w:val="6A6A85"/>
-          <w:sz w:val="19"/>
-          <w:szCs w:val="19"/>
-        </w:rPr>
-        <w:t xml:space="preserve">④ 약 1억</w:t>
-      </w:r>
-    </w:p>
-    <w:p>
-      <w:pPr>
-        <w:spacing w:after="20" w:line="276"/>
-        <w:ind w:left="760" w:hanging="320"/>
-      </w:pPr>
-      <w:r>
-        <w:rPr>
-          <w:rFonts w:ascii="Malgun Gothic" w:cs="Malgun Gothic" w:eastAsia="Malgun Gothic" w:hAnsi="Malgun Gothic"/>
-          <w:b w:val="false"/>
-          <w:bCs w:val="false"/>
-          <w:color w:val="6A6A85"/>
-          <w:sz w:val="19"/>
-          <w:szCs w:val="19"/>
-        </w:rPr>
-        <w:t xml:space="preserve">⑤ 약 100억</w:t>
+        <w:t xml:space="preserve">44. 서로 다른 원소 10개를 모두 나열하는 순열은 10!개다. 원소가 11개가 되면 순열 수는 몇 배가 되는가?</w:t>
+      </w:r>
+      <w:r>
+        <w:rPr>
+          <w:rFonts w:ascii="Malgun Gothic" w:cs="Malgun Gothic" w:eastAsia="Malgun Gothic" w:hAnsi="Malgun Gothic"/>
+          <w:b/>
+          <w:bCs/>
+          <w:color w:val="1A1A2E"/>
+          <w:sz w:val="20"/>
+          <w:szCs w:val="20"/>
+        </w:rPr>
+        <w:t xml:space="preserve"/>
+      </w:r>
+    </w:p>
+    <w:p>
+      <w:pPr>
+        <w:spacing w:after="20" w:line="276"/>
+        <w:ind w:left="760" w:hanging="320"/>
+      </w:pPr>
+      <w:r>
+        <w:rPr>
+          <w:rFonts w:ascii="Malgun Gothic" w:cs="Malgun Gothic" w:eastAsia="Malgun Gothic" w:hAnsi="Malgun Gothic"/>
+          <w:b w:val="false"/>
+          <w:bCs w:val="false"/>
+          <w:color w:val="6A6A85"/>
+          <w:sz w:val="19"/>
+          <w:szCs w:val="19"/>
+        </w:rPr>
+        <w:t xml:space="preserve">① 2배</w:t>
+      </w:r>
+    </w:p>
+    <w:p>
+      <w:pPr>
+        <w:spacing w:after="20" w:line="276"/>
+        <w:ind w:left="760" w:hanging="320"/>
+      </w:pPr>
+      <w:r>
+        <w:rPr>
+          <w:rFonts w:ascii="Malgun Gothic" w:cs="Malgun Gothic" w:eastAsia="Malgun Gothic" w:hAnsi="Malgun Gothic"/>
+          <w:b/>
+          <w:bCs/>
+          <w:color w:val="3B3486"/>
+          <w:sz w:val="19"/>
+          <w:szCs w:val="19"/>
+        </w:rPr>
+        <w:t xml:space="preserve">② 11배</w:t>
+      </w:r>
+    </w:p>
+    <w:p>
+      <w:pPr>
+        <w:spacing w:after="20" w:line="276"/>
+        <w:ind w:left="760" w:hanging="320"/>
+      </w:pPr>
+      <w:r>
+        <w:rPr>
+          <w:rFonts w:ascii="Malgun Gothic" w:cs="Malgun Gothic" w:eastAsia="Malgun Gothic" w:hAnsi="Malgun Gothic"/>
+          <w:b w:val="false"/>
+          <w:bCs w:val="false"/>
+          <w:color w:val="6A6A85"/>
+          <w:sz w:val="19"/>
+          <w:szCs w:val="19"/>
+        </w:rPr>
+        <w:t xml:space="preserve">③ 10배</w:t>
+      </w:r>
+    </w:p>
+    <w:p>
+      <w:pPr>
+        <w:spacing w:after="20" w:line="276"/>
+        <w:ind w:left="760" w:hanging="320"/>
+      </w:pPr>
+      <w:r>
+        <w:rPr>
+          <w:rFonts w:ascii="Malgun Gothic" w:cs="Malgun Gothic" w:eastAsia="Malgun Gothic" w:hAnsi="Malgun Gothic"/>
+          <w:b w:val="false"/>
+          <w:bCs w:val="false"/>
+          <w:color w:val="6A6A85"/>
+          <w:sz w:val="19"/>
+          <w:szCs w:val="19"/>
+        </w:rPr>
+        <w:t xml:space="preserve">④ 100배</w:t>
+      </w:r>
+    </w:p>
+    <w:p>
+      <w:pPr>
+        <w:spacing w:after="20" w:line="276"/>
+        <w:ind w:left="760" w:hanging="320"/>
+      </w:pPr>
+      <w:r>
+        <w:rPr>
+          <w:rFonts w:ascii="Malgun Gothic" w:cs="Malgun Gothic" w:eastAsia="Malgun Gothic" w:hAnsi="Malgun Gothic"/>
+          <w:b w:val="false"/>
+          <w:bCs w:val="false"/>
+          <w:color w:val="6A6A85"/>
+          <w:sz w:val="19"/>
+          <w:szCs w:val="19"/>
+        </w:rPr>
+        <w:t xml:space="preserve">⑤ 121배</w:t>
       </w:r>
     </w:p>
     <w:p>
@@ -20695,7 +20695,7 @@
           <w:sz w:val="19"/>
           <w:szCs w:val="19"/>
         </w:rPr>
-        <w:t xml:space="preserve">해설  </w:t>
+        <w:t xml:space="preserve">해설  11!=11×10!이므로 11배다. 10!의 십진수 값을 외우거나 계산할 필요는 없다.</w:t>
       </w:r>
       <w:r>
         <w:rPr>
@@ -20704,7 +20704,7 @@
           <w:sz w:val="19"/>
           <w:szCs w:val="19"/>
         </w:rPr>
-        <w:t xml:space="preserve">10! = 3,628,800으로 약 360만이다. 같은 n에서 2¹⁰ 은 1,024에 불과하므로 팩토리얼이 지수보다 훨씬 빠르게 커진다는 것을 알 수 있다.</w:t>
+        <w:t xml:space="preserve"/>
       </w:r>
     </w:p>
     <w:p>
@@ -21033,18 +21033,18 @@
           <w:sz w:val="20"/>
           <w:szCs w:val="20"/>
         </w:rPr>
-        <w:t xml:space="preserve">47. </w:t>
-      </w:r>
-      <w:r>
-        <w:rPr>
-          <w:rFonts w:ascii="Malgun Gothic" w:cs="Malgun Gothic" w:eastAsia="Malgun Gothic" w:hAnsi="Malgun Gothic"/>
-          <w:b/>
-          <w:bCs/>
-          <w:color w:val="1A1A2E"/>
-          <w:sz w:val="20"/>
-          <w:szCs w:val="20"/>
-        </w:rPr>
-        <w:t xml:space="preserve">네 개의 도시를 한 번씩 방문하는 경로를 모두 나열하면 몇 가지인가?</w:t>
+        <w:t xml:space="preserve">47. 서로 다른 도시 4개의 방문 순서를 모두 나열한다. 출발 도시는 고정하지 않으며, 역순도 다른 순서로 센다. 가능한 순서는 몇 가지인가?</w:t>
+      </w:r>
+      <w:r>
+        <w:rPr>
+          <w:rFonts w:ascii="Malgun Gothic" w:cs="Malgun Gothic" w:eastAsia="Malgun Gothic" w:hAnsi="Malgun Gothic"/>
+          <w:b/>
+          <w:bCs/>
+          <w:color w:val="1A1A2E"/>
+          <w:sz w:val="20"/>
+          <w:szCs w:val="20"/>
+        </w:rPr>
+        <w:t xml:space="preserve"/>
       </w:r>
     </w:p>
     <w:p>
@@ -21163,7 +21163,7 @@
           <w:sz w:val="19"/>
           <w:szCs w:val="19"/>
         </w:rPr>
-        <w:t xml:space="preserve">해설  </w:t>
+        <w:t xml:space="preserve">해설  첫 도시 4가지, 다음 3가지, 다음 2가지, 마지막 1가지이므로 4!=24가지다.</w:t>
       </w:r>
       <w:r>
         <w:rPr>
@@ -21172,7 +21172,7 @@
           <w:sz w:val="19"/>
           <w:szCs w:val="19"/>
         </w:rPr>
-        <w:t xml:space="preserve">4! = 4 × 3 × 2 × 1 = 24가지다. 출발 도시를 고정하면 3! = 6가지로 줄고, 방향을 구별하지 않으면 3가지까지 줄어든다.</w:t>
+        <w:t xml:space="preserve"/>
       </w:r>
     </w:p>
     <w:p>
@@ -21813,18 +21813,18 @@
           <w:sz w:val="20"/>
           <w:szCs w:val="20"/>
         </w:rPr>
-        <w:t xml:space="preserve">52. </w:t>
-      </w:r>
-      <w:r>
-        <w:rPr>
-          <w:rFonts w:ascii="Malgun Gothic" w:cs="Malgun Gothic" w:eastAsia="Malgun Gothic" w:hAnsi="Malgun Gothic"/>
-          <w:b/>
-          <w:bCs/>
-          <w:color w:val="1A1A2E"/>
-          <w:sz w:val="20"/>
-          <w:szCs w:val="20"/>
-        </w:rPr>
-        <w:t xml:space="preserve">합이 10인 부분집합을 찾을 때 백트래킹이 완전 탐색보다 빠른 이유는?</w:t>
+        <w:t xml:space="preserve">52. 양의 정수들에서 합이 10인 부분집합을 찾는다. 원소를 하나씩 고를 때 백트래킹으로 불필요한 탐색을 줄일 수 있는 이유는?</w:t>
+      </w:r>
+      <w:r>
+        <w:rPr>
+          <w:rFonts w:ascii="Malgun Gothic" w:cs="Malgun Gothic" w:eastAsia="Malgun Gothic" w:hAnsi="Malgun Gothic"/>
+          <w:b/>
+          <w:bCs/>
+          <w:color w:val="1A1A2E"/>
+          <w:sz w:val="20"/>
+          <w:szCs w:val="20"/>
+        </w:rPr>
+        <w:t xml:space="preserve"/>
       </w:r>
     </w:p>
     <w:p>
@@ -21943,7 +21943,7 @@
           <w:sz w:val="19"/>
           <w:szCs w:val="19"/>
         </w:rPr>
-        <w:t xml:space="preserve">해설  </w:t>
+        <w:t xml:space="preserve">해설  원소가 모두 양수라서 합이 10을 넘으면 원소를 더 골라도 10으로 줄어들지 않는다. 따라서 그 갈래를 중단할 수 있다.</w:t>
       </w:r>
       <w:r>
         <w:rPr>
@@ -21952,7 +21952,7 @@
           <w:sz w:val="19"/>
           <w:szCs w:val="19"/>
         </w:rPr>
-        <w:t xml:space="preserve">완전 탐색은 합이 100을 넘어가도 부분집합을 끝까지 완성한 뒤에야 검사한다. 백트래킹은 중간에 가망이 없다고 판단되면 즉시 되돌아간다. 계산 결과를 저장하는 것은 동적 계획법이다.</w:t>
+        <w:t xml:space="preserve"/>
       </w:r>
     </w:p>
     <w:p>
@@ -23305,103 +23305,103 @@
           <w:sz w:val="20"/>
           <w:szCs w:val="20"/>
         </w:rPr>
-        <w:t xml:space="preserve">59. </w:t>
-      </w:r>
-      <w:r>
-        <w:rPr>
-          <w:rFonts w:ascii="Malgun Gothic" w:cs="Malgun Gothic" w:eastAsia="Malgun Gothic" w:hAnsi="Malgun Gothic"/>
-          <w:b/>
-          <w:bCs/>
-          <w:color w:val="1A1A2E"/>
-          <w:sz w:val="20"/>
-          <w:szCs w:val="20"/>
-        </w:rPr>
-        <w:t xml:space="preserve">N개의 원소 중 3개를 고르는 완전 탐색을 N = 100 에서 수행할 때 확인해야 할 경우의 수는?</w:t>
-      </w:r>
-    </w:p>
-    <w:p>
-      <w:pPr>
-        <w:spacing w:after="20" w:line="276"/>
-        <w:ind w:left="760" w:hanging="320"/>
-      </w:pPr>
-      <w:r>
-        <w:rPr>
-          <w:rFonts w:ascii="Malgun Gothic" w:cs="Malgun Gothic" w:eastAsia="Malgun Gothic" w:hAnsi="Malgun Gothic"/>
-          <w:b w:val="false"/>
-          <w:bCs w:val="false"/>
-          <w:color w:val="6A6A85"/>
-          <w:sz w:val="19"/>
-          <w:szCs w:val="19"/>
-        </w:rPr>
-        <w:t xml:space="preserve">① 약 1억 가지</w:t>
-      </w:r>
-    </w:p>
-    <w:p>
-      <w:pPr>
-        <w:spacing w:after="20" w:line="276"/>
-        <w:ind w:left="760" w:hanging="320"/>
-      </w:pPr>
-      <w:r>
-        <w:rPr>
-          <w:rFonts w:ascii="Malgun Gothic" w:cs="Malgun Gothic" w:eastAsia="Malgun Gothic" w:hAnsi="Malgun Gothic"/>
-          <w:b w:val="false"/>
-          <w:bCs w:val="false"/>
-          <w:color w:val="6A6A85"/>
-          <w:sz w:val="19"/>
-          <w:szCs w:val="19"/>
-        </w:rPr>
-        <w:t xml:space="preserve">② 약 100만 가지</w:t>
-      </w:r>
-    </w:p>
-    <w:p>
-      <w:pPr>
-        <w:spacing w:after="20" w:line="276"/>
-        <w:ind w:left="760" w:hanging="320"/>
-      </w:pPr>
-      <w:r>
-        <w:rPr>
-          <w:rFonts w:ascii="Malgun Gothic" w:cs="Malgun Gothic" w:eastAsia="Malgun Gothic" w:hAnsi="Malgun Gothic"/>
-          <w:b w:val="false"/>
-          <w:bCs w:val="false"/>
-          <w:color w:val="6A6A85"/>
-          <w:sz w:val="19"/>
-          <w:szCs w:val="19"/>
-        </w:rPr>
-        <w:t xml:space="preserve">③ 약 300가지</w:t>
-      </w:r>
-    </w:p>
-    <w:p>
-      <w:pPr>
-        <w:spacing w:after="20" w:line="276"/>
-        <w:ind w:left="760" w:hanging="320"/>
-      </w:pPr>
-      <w:r>
-        <w:rPr>
-          <w:rFonts w:ascii="Malgun Gothic" w:cs="Malgun Gothic" w:eastAsia="Malgun Gothic" w:hAnsi="Malgun Gothic"/>
-          <w:b/>
-          <w:bCs/>
-          <w:color w:val="3B3486"/>
-          <w:sz w:val="19"/>
-          <w:szCs w:val="19"/>
-        </w:rPr>
-        <w:t xml:space="preserve">④ 약 16만 가지</w:t>
-      </w:r>
-    </w:p>
-    <w:p>
-      <w:pPr>
-        <w:spacing w:after="20" w:line="276"/>
-        <w:ind w:left="760" w:hanging="320"/>
-      </w:pPr>
-      <w:r>
-        <w:rPr>
-          <w:rFonts w:ascii="Malgun Gothic" w:cs="Malgun Gothic" w:eastAsia="Malgun Gothic" w:hAnsi="Malgun Gothic"/>
-          <w:b w:val="false"/>
-          <w:bCs w:val="false"/>
-          <w:color w:val="6A6A85"/>
-          <w:sz w:val="19"/>
-          <w:szCs w:val="19"/>
-        </w:rPr>
-        <w:t xml:space="preserve">⑤ 약 100가지</w:t>
+        <w:t xml:space="preserve">59. 서로 다른 원소 6개에서 순서 없이 3개를 고른다. 같은 원소는 두 번 고르지 않는다. 확인할 조합은 몇 가지인가?</w:t>
+      </w:r>
+      <w:r>
+        <w:rPr>
+          <w:rFonts w:ascii="Malgun Gothic" w:cs="Malgun Gothic" w:eastAsia="Malgun Gothic" w:hAnsi="Malgun Gothic"/>
+          <w:b/>
+          <w:bCs/>
+          <w:color w:val="1A1A2E"/>
+          <w:sz w:val="20"/>
+          <w:szCs w:val="20"/>
+        </w:rPr>
+        <w:t xml:space="preserve"/>
+      </w:r>
+    </w:p>
+    <w:p>
+      <w:pPr>
+        <w:spacing w:after="20" w:line="276"/>
+        <w:ind w:left="760" w:hanging="320"/>
+      </w:pPr>
+      <w:r>
+        <w:rPr>
+          <w:rFonts w:ascii="Malgun Gothic" w:cs="Malgun Gothic" w:eastAsia="Malgun Gothic" w:hAnsi="Malgun Gothic"/>
+          <w:b w:val="false"/>
+          <w:bCs w:val="false"/>
+          <w:color w:val="6A6A85"/>
+          <w:sz w:val="19"/>
+          <w:szCs w:val="19"/>
+        </w:rPr>
+        <w:t xml:space="preserve">① 6가지</w:t>
+      </w:r>
+    </w:p>
+    <w:p>
+      <w:pPr>
+        <w:spacing w:after="20" w:line="276"/>
+        <w:ind w:left="760" w:hanging="320"/>
+      </w:pPr>
+      <w:r>
+        <w:rPr>
+          <w:rFonts w:ascii="Malgun Gothic" w:cs="Malgun Gothic" w:eastAsia="Malgun Gothic" w:hAnsi="Malgun Gothic"/>
+          <w:b w:val="false"/>
+          <w:bCs w:val="false"/>
+          <w:color w:val="6A6A85"/>
+          <w:sz w:val="19"/>
+          <w:szCs w:val="19"/>
+        </w:rPr>
+        <w:t xml:space="preserve">② 18가지</w:t>
+      </w:r>
+    </w:p>
+    <w:p>
+      <w:pPr>
+        <w:spacing w:after="20" w:line="276"/>
+        <w:ind w:left="760" w:hanging="320"/>
+      </w:pPr>
+      <w:r>
+        <w:rPr>
+          <w:rFonts w:ascii="Malgun Gothic" w:cs="Malgun Gothic" w:eastAsia="Malgun Gothic" w:hAnsi="Malgun Gothic"/>
+          <w:b w:val="false"/>
+          <w:bCs w:val="false"/>
+          <w:color w:val="6A6A85"/>
+          <w:sz w:val="19"/>
+          <w:szCs w:val="19"/>
+        </w:rPr>
+        <w:t xml:space="preserve">③ 120가지</w:t>
+      </w:r>
+    </w:p>
+    <w:p>
+      <w:pPr>
+        <w:spacing w:after="20" w:line="276"/>
+        <w:ind w:left="760" w:hanging="320"/>
+      </w:pPr>
+      <w:r>
+        <w:rPr>
+          <w:rFonts w:ascii="Malgun Gothic" w:cs="Malgun Gothic" w:eastAsia="Malgun Gothic" w:hAnsi="Malgun Gothic"/>
+          <w:b/>
+          <w:bCs/>
+          <w:color w:val="3B3486"/>
+          <w:sz w:val="19"/>
+          <w:szCs w:val="19"/>
+        </w:rPr>
+        <w:t xml:space="preserve">④ 20가지</w:t>
+      </w:r>
+    </w:p>
+    <w:p>
+      <w:pPr>
+        <w:spacing w:after="20" w:line="276"/>
+        <w:ind w:left="760" w:hanging="320"/>
+      </w:pPr>
+      <w:r>
+        <w:rPr>
+          <w:rFonts w:ascii="Malgun Gothic" w:cs="Malgun Gothic" w:eastAsia="Malgun Gothic" w:hAnsi="Malgun Gothic"/>
+          <w:b w:val="false"/>
+          <w:bCs w:val="false"/>
+          <w:color w:val="6A6A85"/>
+          <w:sz w:val="19"/>
+          <w:szCs w:val="19"/>
+        </w:rPr>
+        <w:t xml:space="preserve">⑤ 216가지</w:t>
       </w:r>
     </w:p>
     <w:p>
@@ -23435,7 +23435,7 @@
           <w:sz w:val="19"/>
           <w:szCs w:val="19"/>
         </w:rPr>
-        <w:t xml:space="preserve">해설  </w:t>
+        <w:t xml:space="preserve">해설  6×5×4를 같은 세 원소의 나열 순서 3×2×1로 나누면 20가지다.</w:t>
       </w:r>
       <w:r>
         <w:rPr>
@@ -23444,7 +23444,7 @@
           <w:sz w:val="19"/>
           <w:szCs w:val="19"/>
         </w:rPr>
-        <w:t xml:space="preserve">100C3 = (100 × 99 × 98) / 6 = 161,700가지다. 수십만 번은 현재 컴퓨터로 충분히 안전한 범위이므로 완전 탐색을 적용할 수 있다.</w:t>
+        <w:t xml:space="preserve"/>
       </w:r>
     </w:p>
     <w:p>
@@ -25259,18 +25259,18 @@
           <w:sz w:val="20"/>
           <w:szCs w:val="20"/>
         </w:rPr>
-        <w:t xml:space="preserve">78. </w:t>
-      </w:r>
-      <w:r>
-        <w:rPr>
-          <w:rFonts w:ascii="Malgun Gothic" w:cs="Malgun Gothic" w:eastAsia="Malgun Gothic" w:hAnsi="Malgun Gothic"/>
-          <w:b/>
-          <w:bCs/>
-          <w:color w:val="1A1A2E"/>
-          <w:sz w:val="20"/>
-          <w:szCs w:val="20"/>
-        </w:rPr>
-        <w:t xml:space="preserve">무차별 문자열 매칭을 개선한 알고리즘 두 가지를 시간 복잡도와 함께 쓰시오.</w:t>
+        <w:t xml:space="preserve">78. 길이 n인 텍스트에서 길이 m인 패턴을 무차별 문자열 매칭으로 찾는다. 가능한 시작 위치를 하나씩 확인하고 각 위치에서 최대 m글자를 비교한다. 최악 시간 복잡도를 n,m으로 쓰시오.</w:t>
+      </w:r>
+      <w:r>
+        <w:rPr>
+          <w:rFonts w:ascii="Malgun Gothic" w:cs="Malgun Gothic" w:eastAsia="Malgun Gothic" w:hAnsi="Malgun Gothic"/>
+          <w:b/>
+          <w:bCs/>
+          <w:color w:val="1A1A2E"/>
+          <w:sz w:val="20"/>
+          <w:szCs w:val="20"/>
+        </w:rPr>
+        <w:t xml:space="preserve"/>
       </w:r>
     </w:p>
     <w:p>
@@ -25287,18 +25287,18 @@
           <w:sz w:val="19"/>
           <w:szCs w:val="19"/>
         </w:rPr>
-        <w:t xml:space="preserve">정답:  </w:t>
-      </w:r>
-      <w:r>
-        <w:rPr>
-          <w:rFonts w:ascii="Malgun Gothic" w:cs="Malgun Gothic" w:eastAsia="Malgun Gothic" w:hAnsi="Malgun Gothic"/>
-          <w:b/>
-          <w:bCs/>
-          <w:color w:val="1A1A2E"/>
-          <w:sz w:val="19"/>
-          <w:szCs w:val="19"/>
-        </w:rPr>
-        <w:t xml:space="preserve">KMP는 O(n+m), 보이어-무어는 O(n/m)</w:t>
+        <w:t xml:space="preserve">정답:  O(nm)</w:t>
+      </w:r>
+      <w:r>
+        <w:rPr>
+          <w:rFonts w:ascii="Malgun Gothic" w:cs="Malgun Gothic" w:eastAsia="Malgun Gothic" w:hAnsi="Malgun Gothic"/>
+          <w:b/>
+          <w:bCs/>
+          <w:color w:val="1A1A2E"/>
+          <w:sz w:val="19"/>
+          <w:szCs w:val="19"/>
+        </w:rPr>
+        <w:t xml:space="preserve"/>
       </w:r>
     </w:p>
     <w:p>
@@ -25315,7 +25315,7 @@
           <w:sz w:val="19"/>
           <w:szCs w:val="19"/>
         </w:rPr>
-        <w:t xml:space="preserve">해설:  </w:t>
+        <w:t xml:space="preserve">해설:  최대 n곳 안팎의 시작 위치마다 최대 m글자를 비교하므로 O(nm)이다.</w:t>
       </w:r>
       <w:r>
         <w:rPr>
@@ -25326,7 +25326,7 @@
           <w:sz w:val="19"/>
           <w:szCs w:val="19"/>
         </w:rPr>
-        <w:t xml:space="preserve">무차별 방식은 O(n×m)이다. KMP는 이미 비교한 정보를 활용하고, 보이어-무어는 패턴 뒤쪽부터 비교해 여러 칸을 한 번에 건너뛴다.</w:t>
+        <w:t xml:space="preserve"/>
       </w:r>
     </w:p>
     <w:p>
@@ -25847,18 +25847,18 @@
           <w:sz w:val="20"/>
           <w:szCs w:val="20"/>
         </w:rPr>
-        <w:t xml:space="preserve">85. </w:t>
-      </w:r>
-      <w:r>
-        <w:rPr>
-          <w:rFonts w:ascii="Malgun Gothic" w:cs="Malgun Gothic" w:eastAsia="Malgun Gothic" w:hAnsi="Malgun Gothic"/>
-          <w:b/>
-          <w:bCs/>
-          <w:color w:val="1A1A2E"/>
-          <w:sz w:val="20"/>
-          <w:szCs w:val="20"/>
-        </w:rPr>
-        <w:t xml:space="preserve">n = 5 일 때 n!, 2ⁿ, nⁿ 의 값을 각각 쓰시오.</w:t>
+        <w:t xml:space="preserve">85. n=3일 때 n!, 2ⁿ, nⁿ의 값을 각각 쓰시오.</w:t>
+      </w:r>
+      <w:r>
+        <w:rPr>
+          <w:rFonts w:ascii="Malgun Gothic" w:cs="Malgun Gothic" w:eastAsia="Malgun Gothic" w:hAnsi="Malgun Gothic"/>
+          <w:b/>
+          <w:bCs/>
+          <w:color w:val="1A1A2E"/>
+          <w:sz w:val="20"/>
+          <w:szCs w:val="20"/>
+        </w:rPr>
+        <w:t xml:space="preserve"/>
       </w:r>
     </w:p>
     <w:p>
@@ -25875,18 +25875,18 @@
           <w:sz w:val="19"/>
           <w:szCs w:val="19"/>
         </w:rPr>
-        <w:t xml:space="preserve">정답:  </w:t>
-      </w:r>
-      <w:r>
-        <w:rPr>
-          <w:rFonts w:ascii="Malgun Gothic" w:cs="Malgun Gothic" w:eastAsia="Malgun Gothic" w:hAnsi="Malgun Gothic"/>
-          <w:b/>
-          <w:bCs/>
-          <w:color w:val="1A1A2E"/>
-          <w:sz w:val="19"/>
-          <w:szCs w:val="19"/>
-        </w:rPr>
-        <w:t xml:space="preserve">n! = 120, 2ⁿ = 32, nⁿ = 3,125</w:t>
+        <w:t xml:space="preserve">정답  6, 8, 27</w:t>
+      </w:r>
+      <w:r>
+        <w:rPr>
+          <w:rFonts w:ascii="Malgun Gothic" w:cs="Malgun Gothic" w:eastAsia="Malgun Gothic" w:hAnsi="Malgun Gothic"/>
+          <w:b/>
+          <w:bCs/>
+          <w:color w:val="1A1A2E"/>
+          <w:sz w:val="19"/>
+          <w:szCs w:val="19"/>
+        </w:rPr>
+        <w:t xml:space="preserve"/>
       </w:r>
     </w:p>
     <w:p>
@@ -25903,7 +25903,7 @@
           <w:sz w:val="19"/>
           <w:szCs w:val="19"/>
         </w:rPr>
-        <w:t xml:space="preserve">해설:  </w:t>
+        <w:t xml:space="preserve">해설  3!=3×2×1=6, 2³=8, 3³=27이다.</w:t>
       </w:r>
       <w:r>
         <w:rPr>
@@ -25914,7 +25914,7 @@
           <w:sz w:val="19"/>
           <w:szCs w:val="19"/>
         </w:rPr>
-        <w:t xml:space="preserve">n이 작을 때는 nⁿ이 가장 크지만, n = 10 이 넘어가면 n! 이 2ⁿ을 크게 앞지른다. 증가 속도를 비교할 때는 작은 값만 보고 판단하면 안 된다.</w:t>
+        <w:t xml:space="preserve"/>
       </w:r>
     </w:p>
     <w:p>
@@ -26015,18 +26015,18 @@
           <w:sz w:val="20"/>
           <w:szCs w:val="20"/>
         </w:rPr>
-        <w:t xml:space="preserve">87. </w:t>
-      </w:r>
-      <w:r>
-        <w:rPr>
-          <w:rFonts w:ascii="Malgun Gothic" w:cs="Malgun Gothic" w:eastAsia="Malgun Gothic" w:hAnsi="Malgun Gothic"/>
-          <w:b/>
-          <w:bCs/>
-          <w:color w:val="1A1A2E"/>
-          <w:sz w:val="20"/>
-          <w:szCs w:val="20"/>
-        </w:rPr>
-        <w:t xml:space="preserve">원소가 30개인 집합의 부분집합 개수는 대략 얼마인지 쓰시오.</w:t>
+        <w:t xml:space="preserve">87. 원소가 30개인 집합의 부분집합 개수를 거듭제곱식으로 쓰시오. 십진수로 계산하지 않아도 된다.</w:t>
+      </w:r>
+      <w:r>
+        <w:rPr>
+          <w:rFonts w:ascii="Malgun Gothic" w:cs="Malgun Gothic" w:eastAsia="Malgun Gothic" w:hAnsi="Malgun Gothic"/>
+          <w:b/>
+          <w:bCs/>
+          <w:color w:val="1A1A2E"/>
+          <w:sz w:val="20"/>
+          <w:szCs w:val="20"/>
+        </w:rPr>
+        <w:t xml:space="preserve"/>
       </w:r>
     </w:p>
     <w:p>
@@ -26043,18 +26043,18 @@
           <w:sz w:val="19"/>
           <w:szCs w:val="19"/>
         </w:rPr>
-        <w:t xml:space="preserve">정답:  </w:t>
-      </w:r>
-      <w:r>
-        <w:rPr>
-          <w:rFonts w:ascii="Malgun Gothic" w:cs="Malgun Gothic" w:eastAsia="Malgun Gothic" w:hAnsi="Malgun Gothic"/>
-          <w:b/>
-          <w:bCs/>
-          <w:color w:val="1A1A2E"/>
-          <w:sz w:val="19"/>
-          <w:szCs w:val="19"/>
-        </w:rPr>
-        <w:t xml:space="preserve">약 10억 개 (2³⁰ ≈ 1.07 × 10⁹)</w:t>
+        <w:t xml:space="preserve">정답  2³⁰개</w:t>
+      </w:r>
+      <w:r>
+        <w:rPr>
+          <w:rFonts w:ascii="Malgun Gothic" w:cs="Malgun Gothic" w:eastAsia="Malgun Gothic" w:hAnsi="Malgun Gothic"/>
+          <w:b/>
+          <w:bCs/>
+          <w:color w:val="1A1A2E"/>
+          <w:sz w:val="19"/>
+          <w:szCs w:val="19"/>
+        </w:rPr>
+        <w:t xml:space="preserve"/>
       </w:r>
     </w:p>
     <w:p>
@@ -26071,7 +26071,7 @@
           <w:sz w:val="19"/>
           <w:szCs w:val="19"/>
         </w:rPr>
-        <w:t xml:space="preserve">해설:  </w:t>
+        <w:t xml:space="preserve">해설  각 원소를 포함하거나 제외하는 두 선택이 있으므로 2를 30번 곱한 2³⁰개이다.</w:t>
       </w:r>
       <w:r>
         <w:rPr>
@@ -26082,7 +26082,7 @@
           <w:sz w:val="19"/>
           <w:szCs w:val="19"/>
         </w:rPr>
-        <w:t xml:space="preserve">원소가 20개일 때 약 100만이던 것이 30개에서 약 10억이 된다. 원소 10개가 늘었을 뿐인데 1,000배가 된 것이다.</w:t>
+        <w:t xml:space="preserve"/>
       </w:r>
     </w:p>
     <w:p>
@@ -26267,18 +26267,18 @@
           <w:sz w:val="20"/>
           <w:szCs w:val="20"/>
         </w:rPr>
-        <w:t xml:space="preserve">90. </w:t>
-      </w:r>
-      <w:r>
-        <w:rPr>
-          <w:rFonts w:ascii="Malgun Gothic" w:cs="Malgun Gothic" w:eastAsia="Malgun Gothic" w:hAnsi="Malgun Gothic"/>
-          <w:b/>
-          <w:bCs/>
-          <w:color w:val="1A1A2E"/>
-          <w:sz w:val="20"/>
-          <w:szCs w:val="20"/>
-        </w:rPr>
-        <w:t xml:space="preserve">O(2ⁿ) 완전 탐색을 현실적으로 시도해 볼 수 있는 n의 대략적인 상한을 쓰시오.</w:t>
+        <w:t xml:space="preserve">90. 후보를 최대 1,048,576개 검사할 수 있다. 부분집합 후보가 2ⁿ개일 때 가능한 n의 최댓값은? 참고: 2²⁰=1,048,576이며 n이 1 늘면 후보 수는 2배다.</w:t>
+      </w:r>
+      <w:r>
+        <w:rPr>
+          <w:rFonts w:ascii="Malgun Gothic" w:cs="Malgun Gothic" w:eastAsia="Malgun Gothic" w:hAnsi="Malgun Gothic"/>
+          <w:b/>
+          <w:bCs/>
+          <w:color w:val="1A1A2E"/>
+          <w:sz w:val="20"/>
+          <w:szCs w:val="20"/>
+        </w:rPr>
+        <w:t xml:space="preserve"/>
       </w:r>
     </w:p>
     <w:p>
@@ -26295,18 +26295,18 @@
           <w:sz w:val="19"/>
           <w:szCs w:val="19"/>
         </w:rPr>
-        <w:t xml:space="preserve">정답:  </w:t>
-      </w:r>
-      <w:r>
-        <w:rPr>
-          <w:rFonts w:ascii="Malgun Gothic" w:cs="Malgun Gothic" w:eastAsia="Malgun Gothic" w:hAnsi="Malgun Gothic"/>
-          <w:b/>
-          <w:bCs/>
-          <w:color w:val="1A1A2E"/>
-          <w:sz w:val="19"/>
-          <w:szCs w:val="19"/>
-        </w:rPr>
-        <w:t xml:space="preserve">약 20</w:t>
+        <w:t xml:space="preserve">정답  20</w:t>
+      </w:r>
+      <w:r>
+        <w:rPr>
+          <w:rFonts w:ascii="Malgun Gothic" w:cs="Malgun Gothic" w:eastAsia="Malgun Gothic" w:hAnsi="Malgun Gothic"/>
+          <w:b/>
+          <w:bCs/>
+          <w:color w:val="1A1A2E"/>
+          <w:sz w:val="19"/>
+          <w:szCs w:val="19"/>
+        </w:rPr>
+        <w:t xml:space="preserve"/>
       </w:r>
     </w:p>
     <w:p>
@@ -26323,7 +26323,7 @@
           <w:sz w:val="19"/>
           <w:szCs w:val="19"/>
         </w:rPr>
-        <w:t xml:space="preserve">해설:  </w:t>
+        <w:t xml:space="preserve">해설  n=20이면 한도와 같고, n=21이면 한도의 두 배가 되므로 최대는 20이다.</w:t>
       </w:r>
       <w:r>
         <w:rPr>
@@ -26334,7 +26334,7 @@
           <w:sz w:val="19"/>
           <w:szCs w:val="19"/>
         </w:rPr>
-        <w:t xml:space="preserve">2²⁰ ≈ 100만으로 수백만 번 수준이라 대체로 통과한다. n이 30이면 약 10억이 되어 위험해진다.</w:t>
+        <w:t xml:space="preserve"/>
       </w:r>
     </w:p>
     <w:p>
@@ -26351,18 +26351,18 @@
           <w:sz w:val="20"/>
           <w:szCs w:val="20"/>
         </w:rPr>
-        <w:t xml:space="preserve">91. </w:t>
-      </w:r>
-      <w:r>
-        <w:rPr>
-          <w:rFonts w:ascii="Malgun Gothic" w:cs="Malgun Gothic" w:eastAsia="Malgun Gothic" w:hAnsi="Malgun Gothic"/>
-          <w:b/>
-          <w:bCs/>
-          <w:color w:val="1A1A2E"/>
-          <w:sz w:val="20"/>
-          <w:szCs w:val="20"/>
-        </w:rPr>
-        <w:t xml:space="preserve">O(n!) 완전 탐색이 위험해지기 시작하는 n의 대략적인 값을 쓰시오.</w:t>
+        <w:t xml:space="preserve">91. 후보를 최대 1,000만 개 검사할 수 있다. 전체 순열 후보가 n!개일 때 가능한 n의 최댓값은? 참고: 10!=3,628,800, 11!=39,916,800이다.</w:t>
+      </w:r>
+      <w:r>
+        <w:rPr>
+          <w:rFonts w:ascii="Malgun Gothic" w:cs="Malgun Gothic" w:eastAsia="Malgun Gothic" w:hAnsi="Malgun Gothic"/>
+          <w:b/>
+          <w:bCs/>
+          <w:color w:val="1A1A2E"/>
+          <w:sz w:val="20"/>
+          <w:szCs w:val="20"/>
+        </w:rPr>
+        <w:t xml:space="preserve"/>
       </w:r>
     </w:p>
     <w:p>
@@ -26379,18 +26379,18 @@
           <w:sz w:val="19"/>
           <w:szCs w:val="19"/>
         </w:rPr>
-        <w:t xml:space="preserve">정답:  </w:t>
-      </w:r>
-      <w:r>
-        <w:rPr>
-          <w:rFonts w:ascii="Malgun Gothic" w:cs="Malgun Gothic" w:eastAsia="Malgun Gothic" w:hAnsi="Malgun Gothic"/>
-          <w:b/>
-          <w:bCs/>
-          <w:color w:val="1A1A2E"/>
-          <w:sz w:val="19"/>
-          <w:szCs w:val="19"/>
-        </w:rPr>
-        <w:t xml:space="preserve">약 10</w:t>
+        <w:t xml:space="preserve">정답  10</w:t>
+      </w:r>
+      <w:r>
+        <w:rPr>
+          <w:rFonts w:ascii="Malgun Gothic" w:cs="Malgun Gothic" w:eastAsia="Malgun Gothic" w:hAnsi="Malgun Gothic"/>
+          <w:b/>
+          <w:bCs/>
+          <w:color w:val="1A1A2E"/>
+          <w:sz w:val="19"/>
+          <w:szCs w:val="19"/>
+        </w:rPr>
+        <w:t xml:space="preserve"/>
       </w:r>
     </w:p>
     <w:p>
@@ -26407,7 +26407,7 @@
           <w:sz w:val="19"/>
           <w:szCs w:val="19"/>
         </w:rPr>
-        <w:t xml:space="preserve">해설:  </w:t>
+        <w:t xml:space="preserve">해설  10!은 한도 이하이고 11!은 한도를 넘는다. 팩토리얼 값은 문제에 제공된 수를 비교하면 된다.</w:t>
       </w:r>
       <w:r>
         <w:rPr>
@@ -26418,7 +26418,7 @@
           <w:sz w:val="19"/>
           <w:szCs w:val="19"/>
         </w:rPr>
-        <w:t xml:space="preserve">10! 은 약 360만으로 아직 견딜 만하지만 12! 은 약 4억 8천만, 15! 은 약 1.3조가 된다. n이 10을 넘어가면 다른 방법을 찾아야 한다.</w:t>
+        <w:t xml:space="preserve"/>
       </w:r>
     </w:p>
     <w:p>
